--- a/resources/week-03/W3L2 - Building a Structured Page - Checkpoint Sheet.docx
+++ b/resources/week-03/W3L2 - Building a Structured Page - Checkpoint Sheet.docx
@@ -126,7 +126,7 @@
           <w:sz w:val="22"/>
           <w:szCs w:val="22"/>
         </w:rPr>
-        <w:t xml:space="preserve">☐  Checkpoint 1: added an h1 page title and an introductory paragraph</w:t>
+        <w:t xml:space="preserve">☐  Checkpoint 1: added an h1 main heading and an introductory paragraph</w:t>
       </w:r>
     </w:p>
     <w:p>
